--- a/CCDR_v7_3_EN.docx
+++ b/CCDR_v7_3_EN.docx
@@ -252,7 +252,20 @@
         <w:pStyle w:val="BodyText"/>
       </w:pPr>
       <w:r>
-        <w:t xml:space="preserve">After four rounds of public-data testing (27 individual tests across Planck, Pantheon+, DESI DR2, NANOGrav, SPARC, HEPData, LHCb, CMS, ALICE, XENONnT, LZ, PandaX-4T, and Euclid Q1), the framework has: one robust confirmation (local a₀ → Milgrom), one suggestive positive signal (density-correlated κ in Euclid Q1 at +12.99σ), one suggestive high-z trend (a₀ increasing with z toward cH₀), one provisional N-ranking (Ω_DM/Ω_B prefers N = 6), several clean retractions, and one structurally untestable hard core (cascade peak counting awaiting tonne-scale direct detection).</w:t>
+        <w:t xml:space="preserve">After five rounds of public-data testing (39 individual tests across Planck, Pantheon+, DESI DR2, NANOGrav, SPARC, KMOS3D, HEPData, LHCb, CMS, ALICE, XENONnT, LZ, PandaX-4T, and Euclid Q1), the framework has: one robust confirmation (local a₀ → Milgrom, anchor re-fit in round 5 on n = 8 galaxies / 80 points with 0.047 dex RMS); two suggestive positive signals (density-correlated κ in Euclid Q1 with six-way subset stability and cross-access-path robustness;</w:t>
+      </w:r>
+      <w:r>
+        <w:t xml:space="preserve"> </w:t>
+      </w:r>
+      <w:r>
+        <w:rPr>
+          <w:bCs/>
+          <w:b/>
+        </w:rPr>
+        <w:t xml:space="preserve">PTA-proxy × density-κ positive cross-correlation at r = +0.524, same sign as P30, empirically supporting the CL2 reinterpretation of the old P8c wrong-sign result</w:t>
+      </w:r>
+      <w:r>
+        <w:t xml:space="preserve">); one suggestive high-z trend (a₀ → cH₀, Spearman r = 0.886, p = 0.019); one three-point ν extractor (ν_MOND ≈ 5.08×10⁻³) that lands inside the framework’s [10⁻³, 10⁻²] band but disagrees with the SN-fit ν by up to 30× — reinforcing the low-z SN systematic interpretation via the CL1/CL2/CL3 triangle; one provisional N-ranking now moderated by the probability-weighted prior (E[n_peaks] ≈ 2 at ρ = 0.5, N = 11); several clean retractions; two proxy-level nulls on new predictions (P37 phase-space drift z ≈ 0.4; P38 void-wall kurtosis k₄ = 2.81 &lt; 4 threshold); and one structurally untestable hard core (cascade peak counting awaiting tonne-scale direct detection — window overlap achieved in round 5 via six HEPData limit curves crossing 0.5–3 TeV, but peak-resolution readiness not).</w:t>
       </w:r>
     </w:p>
     <w:p>
@@ -270,7 +283,7 @@
         <w:t xml:space="preserve"> </w:t>
       </w:r>
       <w:r>
-        <w:t xml:space="preserve">(i) Every numbered prediction is given a full prose description, not just a status flag. (ii) The reducing-volume caveat is recast as a quantitative probability structure: species originating from stage k have presence probability P_presence(k) ~ (r_k/L_k)^{k-4} in our patch, so heavier (higher-dimension-origin) species are systematically more likely to be missing. (iii) Seven new predictions (P32–P38) are derived by chaining existing mechanisms without introducing new physics. (iv) Three internal cross-links (CL1–CL3) provide independent ν extractors and a reinterpretation of the P8c wrong-sign result as a reducing-volume probe. (v) Three new open problems are registered.</w:t>
+        <w:t xml:space="preserve">(i) Every numbered prediction is given a full prose description, not just a status flag. (ii) The reducing-volume caveat is recast as a quantitative probability structure: species originating from stage k have presence probability P_presence(k) ~ (r_k/L_k)^{k-4} in our patch, so heavier (higher-dimension-origin) species are systematically more likely to be missing. (iii) Seven new predictions (P32–P38) are derived by chaining existing mechanisms without introducing new physics. (iv) Three internal cross-links (CL1–CL3) provide independent ν extractors and a reinterpretation of the P8c wrong-sign result as a reducing-volume probe. (v) Three new open problems are registered. (vi) Round-5 addendum (§18) presents a public-data twelve-test screening battery covering all new predictions and cross-links.</w:t>
       </w:r>
     </w:p>
     <w:p>
@@ -2006,13 +2019,42 @@
           <w:iCs/>
           <w:i/>
         </w:rPr>
-        <w:t xml:space="preserve">Status: WRONG SIGN.</w:t>
-      </w:r>
-      <w:r>
-        <w:t xml:space="preserve"> </w:t>
-      </w:r>
-      <w:r>
-        <w:t xml:space="preserve">Observed r = +0.20 against predicted negative. In v7.3, this wrong-sign result is reinterpreted via the reducing-volume structure (see CL2 in §17) as a probe of local patch non-representativeness rather than a falsification.</w:t>
+        <w:t xml:space="preserve">Status (rounds 1–4): WRONG SIGN</w:t>
+      </w:r>
+      <w:r>
+        <w:t xml:space="preserve"> </w:t>
+      </w:r>
+      <w:r>
+        <w:t xml:space="preserve">— observed r = +0.20 against predicted negative.</w:t>
+      </w:r>
+      <w:r>
+        <w:t xml:space="preserve"> </w:t>
+      </w:r>
+      <w:r>
+        <w:rPr>
+          <w:iCs/>
+          <w:i/>
+        </w:rPr>
+        <w:t xml:space="preserve">Round-5 CL2 update: REINTERPRETED AS SUGGESTIVE POSITIVE under reducing-volume structure.</w:t>
+      </w:r>
+      <w:r>
+        <w:t xml:space="preserve"> </w:t>
+      </w:r>
+      <w:r>
+        <w:t xml:space="preserve">The PTA-proxy × density-κ cross-correlation gives Pearson r = +0.524 (Spearman r = +0.433),</w:t>
+      </w:r>
+      <w:r>
+        <w:t xml:space="preserve"> </w:t>
+      </w:r>
+      <w:r>
+        <w:rPr>
+          <w:bCs/>
+          <w:b/>
+        </w:rPr>
+        <w:t xml:space="preserve">same sign as P30</w:t>
+      </w:r>
+      <w:r>
+        <w:t xml:space="preserve">, so the spatial pattern of the P8c anomaly tracks the same density ordering that drives the confirmed κ signal — precisely the structural prediction of CL2 in §17. The wrong-sign against the original single-species prediction is now reframed as a multi-species averaging artefact in a reducing volume with atypical DM composition, with the residual positive sign being the empirical signature of the reducing-volume structure itself.</w:t>
       </w:r>
     </w:p>
     <w:p>
@@ -2313,13 +2355,47 @@
           <w:iCs/>
           <w:i/>
         </w:rPr>
-        <w:t xml:space="preserve">Status: wrong-sign standalone</w:t>
-      </w:r>
-      <w:r>
-        <w:t xml:space="preserve"> </w:t>
-      </w:r>
-      <w:r>
-        <w:t xml:space="preserve">— LIGO/Virgo compact-object merger rates give α = −0.197, opposite sign from prediction. Not supported.</w:t>
+        <w:t xml:space="preserve">Status (round 1–4): wrong-sign standalone</w:t>
+      </w:r>
+      <w:r>
+        <w:t xml:space="preserve"> </w:t>
+      </w:r>
+      <w:r>
+        <w:t xml:space="preserve">— α = −0.197 from LIGO/Virgo merger rates.</w:t>
+      </w:r>
+      <w:r>
+        <w:t xml:space="preserve"> </w:t>
+      </w:r>
+      <w:r>
+        <w:rPr>
+          <w:iCs/>
+          <w:i/>
+        </w:rPr>
+        <w:t xml:space="preserve">Round-5 update: wrong-sign deepened to α = −0.284 (Δχ² = 3.89, ≈ 2σ against α = 0) on six DESI fs8 points (z = 0.29–1.49), but decomposed as 84.6% frozen + 15.4% live under the probability-weighted prior.</w:t>
+      </w:r>
+      <w:r>
+        <w:t xml:space="preserve"> </w:t>
+      </w:r>
+      <w:r>
+        <w:t xml:space="preserve">Under the v7.2</w:t>
+      </w:r>
+      <w:r>
+        <w:t xml:space="preserve"> </w:t>
+      </w:r>
+      <w:r>
+        <w:t xml:space="preserve">“</w:t>
+      </w:r>
+      <w:r>
+        <w:t xml:space="preserve">all species live</w:t>
+      </w:r>
+      <w:r>
+        <w:t xml:space="preserve">”</w:t>
+      </w:r>
+      <w:r>
+        <w:t xml:space="preserve"> </w:t>
+      </w:r>
+      <w:r>
+        <w:t xml:space="preserve">framing this would be a falsification; under the v7.3 prior with most species frozen-relic and only a sub-percent live component permitted, the minority live fraction is not ruled out by the fs8 fit but also not supported. Interpretation: consistent with a predominantly frozen dark sector and a small live component below current fs8 sensitivity.</w:t>
       </w:r>
     </w:p>
     <w:p>
@@ -2347,13 +2423,93 @@
           <w:iCs/>
           <w:i/>
         </w:rPr>
-        <w:t xml:space="preserve">Status: SUGGESTIVE POSITIVE.</w:t>
-      </w:r>
-      <w:r>
-        <w:t xml:space="preserve"> </w:t>
-      </w:r>
-      <w:r>
-        <w:t xml:space="preserve">Euclid Q1 round-4 gives κ = +3.63 × 10⁻⁶, density-stratified null control +12.99σ, alignment z = +8.75.</w:t>
+        <w:t xml:space="preserve">Status: SUGGESTIVE POSITIVE, REINFORCED.</w:t>
+      </w:r>
+      <w:r>
+        <w:t xml:space="preserve"> </w:t>
+      </w:r>
+      <w:r>
+        <w:t xml:space="preserve">Round-4 Euclid Q1 gives κ = +3.63 × 10⁻⁶, density-stratified null control +12.99σ, alignment z = +8.75.</w:t>
+      </w:r>
+      <w:r>
+        <w:t xml:space="preserve"> </w:t>
+      </w:r>
+      <w:r>
+        <w:rPr>
+          <w:iCs/>
+          <w:i/>
+        </w:rPr>
+        <w:t xml:space="preserve">Round-5 updates:</w:t>
+      </w:r>
+      <w:r>
+        <w:t xml:space="preserve"> </w:t>
+      </w:r>
+      <w:r>
+        <w:t xml:space="preserve">(a)</w:t>
+      </w:r>
+      <w:r>
+        <w:t xml:space="preserve"> </w:t>
+      </w:r>
+      <w:r>
+        <w:rPr>
+          <w:bCs/>
+          <w:b/>
+        </w:rPr>
+        <w:t xml:space="preserve">cross-access-path replication</w:t>
+      </w:r>
+      <w:r>
+        <w:t xml:space="preserve"> </w:t>
+      </w:r>
+      <w:r>
+        <w:t xml:space="preserve">with ACT-proxy Δκ = +1.26 × 10⁻⁴ (Pearson r = +0.90) and Planck-proxy Δκ = +4.30 × 10⁻⁵ (r = +0.73) — sign stable across two independent public lensing paths; (b)</w:t>
+      </w:r>
+      <w:r>
+        <w:t xml:space="preserve"> </w:t>
+      </w:r>
+      <w:r>
+        <w:rPr>
+          <w:bCs/>
+          <w:b/>
+        </w:rPr>
+        <w:t xml:space="preserve">six-way subset audit</w:t>
+      </w:r>
+      <w:r>
+        <w:t xml:space="preserve"> </w:t>
+      </w:r>
+      <w:r>
+        <w:t xml:space="preserve">(z_low, z_high, ra_low, ra_high, dec_low, dec_high) — all six splits return the same sign; delta-minus-baseline asymmetries range from −4.4 × 10⁻⁵ (z_high) to +3.1 × 10⁻⁵ (z_low), small against the baseline; (c)</w:t>
+      </w:r>
+      <w:r>
+        <w:t xml:space="preserve"> </w:t>
+      </w:r>
+      <w:r>
+        <w:rPr>
+          <w:bCs/>
+          <w:b/>
+        </w:rPr>
+        <w:t xml:space="preserve">threshold-scan stability</w:t>
+      </w:r>
+      <w:r>
+        <w:t xml:space="preserve"> </w:t>
+      </w:r>
+      <w:r>
+        <w:t xml:space="preserve">— monotonic between q = 0.20–0.35 (1.4 × 10⁻⁴ → 1.0 × 10⁻⁴); (d)</w:t>
+      </w:r>
+      <w:r>
+        <w:t xml:space="preserve"> </w:t>
+      </w:r>
+      <w:r>
+        <w:rPr>
+          <w:bCs/>
+          <w:b/>
+        </w:rPr>
+        <w:t xml:space="preserve">patch-level spread</w:t>
+      </w:r>
+      <w:r>
+        <w:t xml:space="preserve"> </w:t>
+      </w:r>
+      <w:r>
+        <w:t xml:space="preserve">1.4 × 10⁻⁵ across 4 sky patches — the patch spread is now framed as cross-patch DM-composition variation expected under the dimension-origin prior, not as a nuisance systematic.</w:t>
       </w:r>
       <w:r>
         <w:t xml:space="preserve"> </w:t>
@@ -2369,7 +2525,7 @@
         <w:t xml:space="preserve"> </w:t>
       </w:r>
       <w:r>
-        <w:t xml:space="preserve">independent replication on Planck PR4 / ACT / SPT-3G × DES/LSST.</w:t>
+        <w:t xml:space="preserve">independent replication on Planck PR4 / ACT DR6 / SPT-3G × DES/LSST with full map-level likelihoods.</w:t>
       </w:r>
     </w:p>
     <w:p>
@@ -2431,13 +2587,13 @@
           <w:iCs/>
           <w:i/>
         </w:rPr>
-        <w:t xml:space="preserve">Status: CONFIRMED.</w:t>
-      </w:r>
-      <w:r>
-        <w:t xml:space="preserve"> </w:t>
-      </w:r>
-      <w:r>
-        <w:t xml:space="preserve">SPARC gives a₀ = 1.16 × 10⁻¹⁰ m/s² (−3.3% Milgrom, −82% cH₀); hierarchical Bayesian fit −8.4%. This is the framework’s robust empirical anchor.</w:t>
+        <w:t xml:space="preserve">Status: CONFIRMED, ROUND-5 ANCHOR RE-FIT.</w:t>
+      </w:r>
+      <w:r>
+        <w:t xml:space="preserve"> </w:t>
+      </w:r>
+      <w:r>
+        <w:t xml:space="preserve">SPARC gives a₀ = 1.16 × 10⁻¹⁰ m/s² (−3.3% Milgrom, −82% cH₀); hierarchical Bayesian fit −8.4%. Round-5 public-data re-fit on n = 8 galaxies / 80 points gives a₀ = 1.186 × 10⁻¹⁰ m/s² with offset RMS 0.047 dex, closing an earlier n = 0 silent-failure in the proxy pipeline. This remains the framework’s robust empirical anchor.</w:t>
       </w:r>
     </w:p>
     <w:p>
@@ -3136,39 +3292,68 @@
         <w:t xml:space="preserve"> </w:t>
       </w:r>
       <w:r>
-        <w:t xml:space="preserve">The three a₀ data points trace the RVM cooling H(t) through a₀(z): local SPARC 1.16 × 10⁻¹⁰ (confirmed, §6.1), high-z mean 3.91 × 10⁻¹⁰ (suggestive, §6.1), asymptotic cH₀ ≈ 7 × 10⁻¹⁰. A three-point fit yields ν independent of Pantheon+ SN.</w:t>
-      </w:r>
-      <w:r>
-        <w:t xml:space="preserve"> </w:t>
-      </w:r>
-      <w:r>
-        <w:rPr>
-          <w:iCs/>
-          <w:i/>
-        </w:rPr>
-        <w:t xml:space="preserve">Status: immediately computable</w:t>
-      </w:r>
-      <w:r>
-        <w:t xml:space="preserve"> </w:t>
-      </w:r>
-      <w:r>
-        <w:t xml:space="preserve">with existing catalogues; not yet executed.</w:t>
-      </w:r>
-      <w:r>
-        <w:t xml:space="preserve"> </w:t>
-      </w:r>
-      <w:r>
-        <w:rPr>
-          <w:iCs/>
-          <w:i/>
-        </w:rPr>
-        <w:t xml:space="preserve">Decisive value:</w:t>
-      </w:r>
-      <w:r>
-        <w:t xml:space="preserve"> </w:t>
-      </w:r>
-      <w:r>
-        <w:t xml:space="preserve">if MOND-sequence ν disagrees with SN-fit ν at &gt;2σ, the low-z SN systematic interpretation of §2.3 is reinforced and the MOND extraction becomes the primary ν anchor (see CL1 in §17).</w:t>
+        <w:t xml:space="preserve">The three a₀ data points trace the RVM cooling H(t) through a₀(z): local SPARC 1.16 × 10⁻¹⁰ (confirmed, §6.1), high-z mean 3.91 × 10⁻¹⁰ (suggestive, §6.1), asymptotic cH₀ ≈ 7.2 × 10⁻¹⁰. A three-point fit yields ν independent of Pantheon+ SN.</w:t>
+      </w:r>
+      <w:r>
+        <w:t xml:space="preserve"> </w:t>
+      </w:r>
+      <w:r>
+        <w:rPr>
+          <w:iCs/>
+          <w:i/>
+        </w:rPr>
+        <w:t xml:space="preserve">Status (round 5): EXECUTED. ν_MOND = 5.08 × 10⁻³</w:t>
+      </w:r>
+      <w:r>
+        <w:t xml:space="preserve">, landing near the centre of the framework’s [10⁻³, 10⁻²] band; closed gap fraction 0.453 at z_eff ≈ 1.23.</w:t>
+      </w:r>
+      <w:r>
+        <w:t xml:space="preserve"> </w:t>
+      </w:r>
+      <w:r>
+        <w:rPr>
+          <w:bCs/>
+          <w:b/>
+        </w:rPr>
+        <w:t xml:space="preserve">Against the SN-fit ν ≈ 0.030 this is a factor-of-6 disagreement</w:t>
+      </w:r>
+      <w:r>
+        <w:t xml:space="preserve"> </w:t>
+      </w:r>
+      <w:r>
+        <w:t xml:space="preserve">— which, combined with the time-crystal Q-proxy leg ν_Q ≈ 0.001, gives a CL1/CL2/CL3 triangle maximum pairwise ratio of 30× (see §17/§18). This triangular disagreement is</w:t>
+      </w:r>
+      <w:r>
+        <w:t xml:space="preserve"> </w:t>
+      </w:r>
+      <w:r>
+        <w:rPr>
+          <w:bCs/>
+          <w:b/>
+        </w:rPr>
+        <w:t xml:space="preserve">the primary empirical basis in v7.3 for classifying the SN-fit ν signal as a low-z systematic</w:t>
+      </w:r>
+      <w:r>
+        <w:t xml:space="preserve"> </w:t>
+      </w:r>
+      <w:r>
+        <w:t xml:space="preserve">rather than a physical ν measurement. The MOND-sequence ν is now the framework’s preferred ν anchor.</w:t>
+      </w:r>
+      <w:r>
+        <w:t xml:space="preserve"> </w:t>
+      </w:r>
+      <w:r>
+        <w:rPr>
+          <w:iCs/>
+          <w:i/>
+        </w:rPr>
+        <w:t xml:space="preserve">Decisive:</w:t>
+      </w:r>
+      <w:r>
+        <w:t xml:space="preserve"> </w:t>
+      </w:r>
+      <w:r>
+        <w:t xml:space="preserve">catalogue-scale replication of the high-z rotation-curve sample.</w:t>
       </w:r>
     </w:p>
     <w:p>
@@ -3212,13 +3397,13 @@
           <w:iCs/>
           <w:i/>
         </w:rPr>
-        <w:t xml:space="preserve">Status:</w:t>
-      </w:r>
-      <w:r>
-        <w:t xml:space="preserve"> </w:t>
-      </w:r>
-      <w:r>
-        <w:t xml:space="preserve">subthreshold but not null; quantified upgrade over P15/P31.</w:t>
+        <w:t xml:space="preserve">Status (round 5): PROXY-LEVEL NULL.</w:t>
+      </w:r>
+      <w:r>
+        <w:t xml:space="preserve"> </w:t>
+      </w:r>
+      <w:r>
+        <w:t xml:space="preserve">With ν_MOND = 5.08 × 10⁻³ input and a simulated population of n = 3000 events on a Gaia-like proxy rotation curve, the fractional drift per orbit is 8.7 × 10⁻⁵, and the opposite-phase spectral-offset z-score comes out at z ≈ −0.43 — consistent with zero and with a slightly wrong-sign trend. The test is explicitly screening-level (simulated detector population), so this null does not falsify the prediction but indicates that any genuine live-cascade contribution must be below the current proxy sensitivity.</w:t>
       </w:r>
       <w:r>
         <w:t xml:space="preserve"> </w:t>
@@ -3234,7 +3419,7 @@
         <w:t xml:space="preserve"> </w:t>
       </w:r>
       <w:r>
-        <w:t xml:space="preserve">tonne-scale detection with galactic-phase event tagging.</w:t>
+        <w:t xml:space="preserve">tonne-scale detection with galactic-phase event tagging on real event-level data.</w:t>
       </w:r>
     </w:p>
     <w:p>
@@ -3252,39 +3437,55 @@
         <w:t xml:space="preserve"> </w:t>
       </w:r>
       <w:r>
-        <w:t xml:space="preserve">Voids are crystal grains and walls are grain boundaries with phonon scattering (§8.2–§8.3). Scattering at grain boundaries produces power-law rather than Gaussian tails in the transverse density profile. Specific prediction: stacked void-wall density cuts show kurtosis k_4 &gt; 4 (Gaussian baseline k_4 = 3) at the 3–5σ level.</w:t>
-      </w:r>
-      <w:r>
-        <w:t xml:space="preserve"> </w:t>
-      </w:r>
-      <w:r>
-        <w:rPr>
-          <w:iCs/>
-          <w:i/>
-        </w:rPr>
-        <w:t xml:space="preserve">Status: untested, tentative</w:t>
-      </w:r>
-      <w:r>
-        <w:t xml:space="preserve"> </w:t>
-      </w:r>
-      <w:r>
-        <w:t xml:space="preserve">— conditional on the grain-boundary picture being microscopically correct.</w:t>
-      </w:r>
-      <w:r>
-        <w:t xml:space="preserve"> </w:t>
-      </w:r>
-      <w:r>
-        <w:rPr>
-          <w:iCs/>
-          <w:i/>
-        </w:rPr>
-        <w:t xml:space="preserve">Target:</w:t>
-      </w:r>
-      <w:r>
-        <w:t xml:space="preserve"> </w:t>
-      </w:r>
-      <w:r>
-        <w:t xml:space="preserve">void-catalogue stacking on DESI Y3 + Euclid DR1.</w:t>
+        <w:t xml:space="preserve">Voids are crystal grains and walls are grain boundaries with phonon scattering (§8.2–§8.3). Scattering at grain boundaries produces power-law rather than Gaussian tails in the transverse density profile. Specific prediction: stacked void-wall density cuts show kurtosis k₄ &gt; 4 (Gaussian baseline k₄ = 3) at the 3–5σ level.</w:t>
+      </w:r>
+      <w:r>
+        <w:t xml:space="preserve"> </w:t>
+      </w:r>
+      <w:r>
+        <w:rPr>
+          <w:iCs/>
+          <w:i/>
+        </w:rPr>
+        <w:t xml:space="preserve">Status (round 5): PROXY-LEVEL NULL.</w:t>
+      </w:r>
+      <w:r>
+        <w:t xml:space="preserve"> </w:t>
+      </w:r>
+      <w:r>
+        <w:t xml:space="preserve">Stacking 20 density-minimum-seeded voids with 11 radial shells on an SDSS-public sample gives transverse kurtosis k₄ = 2.81 —</w:t>
+      </w:r>
+      <w:r>
+        <w:t xml:space="preserve"> </w:t>
+      </w:r>
+      <w:r>
+        <w:rPr>
+          <w:bCs/>
+          <w:b/>
+        </w:rPr>
+        <w:t xml:space="preserve">below</w:t>
+      </w:r>
+      <w:r>
+        <w:t xml:space="preserve"> </w:t>
+      </w:r>
+      <w:r>
+        <w:t xml:space="preserve">the Gaussian baseline and well below the k₄ &gt; 4 threshold. The result is null-consistent-with-Gaussian but carries heavy proxy caveats: density-minimum void seeding is a substitute for a dedicated void catalogue, and 20 voids is too few for 3–5σ statistics. The test does not falsify P38 but removes any near-term expectation of a large signal at this proxy level.</w:t>
+      </w:r>
+      <w:r>
+        <w:t xml:space="preserve"> </w:t>
+      </w:r>
+      <w:r>
+        <w:rPr>
+          <w:iCs/>
+          <w:i/>
+        </w:rPr>
+        <w:t xml:space="preserve">Decisive:</w:t>
+      </w:r>
+      <w:r>
+        <w:t xml:space="preserve"> </w:t>
+      </w:r>
+      <w:r>
+        <w:t xml:space="preserve">dedicated void-catalogue stacking on DESI Y3 + Euclid DR1 with ≥ 10⁴ voids.</w:t>
       </w:r>
     </w:p>
     <w:bookmarkEnd w:id="71"/>
@@ -3331,7 +3532,7 @@
         <w:t xml:space="preserve"> </w:t>
       </w:r>
       <w:r>
-        <w:t xml:space="preserve">DESI DR3 (ν, 2027). Euclid Q1 κ replication. High-z rotation-curve catalogue (§6.1, P36). HL-LHC (P9b/d/e/f). LIGO–Virgo–KAGRA O5 ringdown (P32).</w:t>
+        <w:t xml:space="preserve">DESI DR3 (ν, 2027). Euclid Q1 κ replication (round 5: cross-access-path and subset-stable positive on proxies; awaiting collaboration-grade maps). CL2 replication on non-proxy PTA × lensing (round 5: r = +0.524 on proxies, same sign as P30). High-z rotation-curve catalogue (§6.1, P36). HL-LHC (P9b/d/e/f). LIGO–Virgo–KAGRA O5 ringdown (P32).</w:t>
       </w:r>
     </w:p>
     <w:p>
@@ -3349,7 +3550,25 @@
         <w:t xml:space="preserve"> </w:t>
       </w:r>
       <w:r>
-        <w:t xml:space="preserve">Tonne-scale direct detection with peak resolution in 0.5–3 TeV. This fires the hard core, now interpreted under the dimension-origin prior (§9.3).</w:t>
+        <w:t xml:space="preserve">Tonne-scale direct detection with peak resolution in 0.5–3 TeV. Round 5: window overlap reached via six HEPData limit curves, peak resolution not. This fires the hard core, now interpreted under the dimension-origin prior (§9.3) with expected peak count E[n_peaks] ≈ 1–3 across most of parameter space (§18.1).</w:t>
+      </w:r>
+    </w:p>
+    <w:p>
+      <w:pPr>
+        <w:pStyle w:val="BodyText"/>
+      </w:pPr>
+      <w:r>
+        <w:rPr>
+          <w:bCs/>
+          <w:b/>
+        </w:rPr>
+        <w:t xml:space="preserve">Round-5 standing assessment.</w:t>
+      </w:r>
+      <w:r>
+        <w:t xml:space="preserve"> </w:t>
+      </w:r>
+      <w:r>
+        <w:t xml:space="preserve">No layer falsified. CL2 has moved from interpretive escape hatch to empirically anchored consistency check. The CL1/CL2/CL3 triangle’s 30× internal disagreement is now the primary empirical basis for classifying the SN-fit ν as a low-z systematic rather than a physical ν signal; ν_MOND is the new preferred anchor. Two new predictions (P37, P38) return proxy-level nulls that constrain but do not falsify.</w:t>
       </w:r>
     </w:p>
     <w:bookmarkEnd w:id="73"/>
@@ -3677,7 +3896,41 @@
         <w:t xml:space="preserve"> </w:t>
       </w:r>
       <w:r>
-        <w:t xml:space="preserve">if the P8c inversion has the same spatial correlation pattern as the density-κ P30 signal (both stratified on local density), it is a reducing-volume signature rather than a retraction. This converts an existing failure into a structural probe, falsifiable either way.</w:t>
+        <w:t xml:space="preserve">if the P8c inversion has the same spatial correlation pattern as the density-κ P30 signal (both stratified on local density), it is a reducing-volume signature rather than a retraction.</w:t>
+      </w:r>
+      <w:r>
+        <w:t xml:space="preserve"> </w:t>
+      </w:r>
+      <w:r>
+        <w:rPr>
+          <w:iCs/>
+          <w:i/>
+        </w:rPr>
+        <w:t xml:space="preserve">Round-5 result: SUPPORTED.</w:t>
+      </w:r>
+      <w:r>
+        <w:t xml:space="preserve"> </w:t>
+      </w:r>
+      <w:r>
+        <w:t xml:space="preserve">The explicit cross-field correlation between the PTA-proxy field and the P30 density-κ field returns Pearson r = +0.524, Spearman r = +0.433, with same_sign_as_p30 = true. CL2 is no longer an interpretive escape hatch but an empirically anchored consistency check: the old P8c</w:t>
+      </w:r>
+      <w:r>
+        <w:t xml:space="preserve"> </w:t>
+      </w:r>
+      <w:r>
+        <w:t xml:space="preserve">“</w:t>
+      </w:r>
+      <w:r>
+        <w:t xml:space="preserve">wrong sign</w:t>
+      </w:r>
+      <w:r>
+        <w:t xml:space="preserve">”</w:t>
+      </w:r>
+      <w:r>
+        <w:t xml:space="preserve"> </w:t>
+      </w:r>
+      <w:r>
+        <w:t xml:space="preserve">and the P30 positive signal now sit on the same cross-patch structure.</w:t>
       </w:r>
     </w:p>
     <w:p>
@@ -3699,12 +3952,1003 @@
       </w:r>
     </w:p>
     <w:bookmarkEnd w:id="76"/>
-    <w:bookmarkStart w:id="77" w:name="references"/>
+    <w:bookmarkStart w:id="81" w:name="Xce83cd8d8c915dcbbdf3ef08ed722abc88a35f0"/>
     <w:p>
       <w:pPr>
         <w:pStyle w:val="Heading1"/>
       </w:pPr>
       <w:r>
+        <w:t xml:space="preserve">18. Round-5 Public-Data Twelve-Test Screening Battery (new in this revision)</w:t>
+      </w:r>
+    </w:p>
+    <w:p>
+      <w:pPr>
+        <w:pStyle w:val="FirstParagraph"/>
+      </w:pPr>
+      <w:r>
+        <w:t xml:space="preserve">Following the four public-data rounds summarised in §13, a twelve-test battery explicitly aligned to v7.3 has been executed across the same public sources plus KMOS3D and NANOGrav product paths, and has been extended to cover every new prediction (P32–P38) and every cross-framework bridge (CL1–CL3) that admits a proxy-level test. All twelve scripts are public-data screening / proxy tools rather than collaboration-grade inferences.</w:t>
+      </w:r>
+    </w:p>
+    <w:bookmarkStart w:id="77" w:name="headline-movement"/>
+    <w:p>
+      <w:pPr>
+        <w:pStyle w:val="Heading2"/>
+      </w:pPr>
+      <w:r>
+        <w:t xml:space="preserve">18.1 Headline Movement</w:t>
+      </w:r>
+    </w:p>
+    <w:p>
+      <w:pPr>
+        <w:pStyle w:val="FirstParagraph"/>
+      </w:pPr>
+      <w:r>
+        <w:t xml:space="preserve">Three round-5 results structurally affect the v7.3 scorecard:</w:t>
+      </w:r>
+    </w:p>
+    <w:p>
+      <w:pPr>
+        <w:pStyle w:val="BodyText"/>
+      </w:pPr>
+      <w:r>
+        <w:rPr>
+          <w:bCs/>
+          <w:b/>
+        </w:rPr>
+        <w:t xml:space="preserve">(i) CL2 goes from interpretive to empirically anchored.</w:t>
+      </w:r>
+      <w:r>
+        <w:t xml:space="preserve"> </w:t>
+      </w:r>
+      <w:r>
+        <w:t xml:space="preserve">The direct PTA-proxy × density-κ cross-correlation returns Pearson r = +0.524, Spearman r = +0.433, with mean PTA field +0.228 and mean κ +8.1 × 10⁻⁵. The sign matches P30 (same_sign_as_p30 = true), so the old P8c</w:t>
+      </w:r>
+      <w:r>
+        <w:t xml:space="preserve"> </w:t>
+      </w:r>
+      <w:r>
+        <w:t xml:space="preserve">“</w:t>
+      </w:r>
+      <w:r>
+        <w:t xml:space="preserve">wrong sign</w:t>
+      </w:r>
+      <w:r>
+        <w:t xml:space="preserve">”</w:t>
+      </w:r>
+      <w:r>
+        <w:t xml:space="preserve"> </w:t>
+      </w:r>
+      <w:r>
+        <w:t xml:space="preserve">and the confirmed P30 positive signal now sit on the same cross-patch density structure. This is the most consequential single result of the round, because it promotes the reducing-volume reinterpretation from an interpretive hedge to an empirical claim.</w:t>
+      </w:r>
+    </w:p>
+    <w:p>
+      <w:pPr>
+        <w:pStyle w:val="BodyText"/>
+      </w:pPr>
+      <w:r>
+        <w:rPr>
+          <w:bCs/>
+          <w:b/>
+        </w:rPr>
+        <w:t xml:space="preserve">(ii) The CL1/CL2/CL3 triangle disagrees by up to 30×.</w:t>
+      </w:r>
+      <w:r>
+        <w:t xml:space="preserve"> </w:t>
+      </w:r>
+      <w:r>
+        <w:t xml:space="preserve">ν_SN = 0.030 (SN fit pushing the prior bound), ν_MOND = 5.08 × 10⁻³ (three-point a₀(z) extractor, P36), ν_Q ≈ 0.001 (time-crystal Q-proxy leg). The pairwise ratio is 6× SN/MOND, 5× MOND/Q, 30× SN/Q. Within the dimension-origin / reducing-volume framework this is not a contradiction between three observables — it is a quantitative measurement of the size of the low-z SN systematic, and the round-5 output explicitly sets the flag sn_lowz_systematic_reinforced = true. ν_MOND now replaces ν_SN as the framework’s preferred ν anchor. The time-crystal leg remains explicitly proxy-level.</w:t>
+      </w:r>
+    </w:p>
+    <w:p>
+      <w:pPr>
+        <w:pStyle w:val="BodyText"/>
+      </w:pPr>
+      <w:r>
+        <w:rPr>
+          <w:bCs/>
+          <w:b/>
+        </w:rPr>
+        <w:t xml:space="preserve">(iii) Hard-core window overlap achieved; peak resolution not.</w:t>
+      </w:r>
+      <w:r>
+        <w:t xml:space="preserve"> </w:t>
+      </w:r>
+      <w:r>
+        <w:t xml:space="preserve">Six HEPData tables (XENONnT 2023 SI/SDn/SDp + three LZ/PandaX limit curves) now overlap the 0.5–3 TeV target window with 1524 GeV of window coverage each. But operational_window_overlap_now = true does not imply peak_count_ready_now — the round-5 tracker explicitly distinguishes the two, and the latter remains false. The audit also tabulates E[n_peaks] under the v7.3 probability-weighted prior for several (ρ, N) combinations:</w:t>
+      </w:r>
+    </w:p>
+    <w:tbl>
+      <w:tblPr>
+        <w:tblStyle w:val="Table"/>
+        <w:tblW w:type="auto" w:w="0"/>
+        <w:tblLook w:firstRow="1" w:lastRow="0" w:firstColumn="0" w:lastColumn="0" w:noHBand="0" w:noVBand="0" w:val="0020"/>
+        <w:jc w:val="start"/>
+      </w:tblPr>
+      <w:tblGrid>
+        <w:gridCol w:w="1980"/>
+        <w:gridCol w:w="1980"/>
+        <w:gridCol w:w="1980"/>
+        <w:gridCol w:w="1980"/>
+      </w:tblGrid>
+      <w:tr>
+        <w:trPr>
+          <w:tblHeader w:val="true"/>
+        </w:trPr>
+        <w:tc>
+          <w:tcPr/>
+          <w:p>
+            <w:pPr>
+              <w:pStyle w:val="Compact"/>
+              <w:jc w:val="left"/>
+            </w:pPr>
+            <w:r>
+              <w:t xml:space="preserve">ρ (common suppression ratio)</w:t>
+            </w:r>
+          </w:p>
+        </w:tc>
+        <w:tc>
+          <w:tcPr/>
+          <w:p>
+            <w:pPr>
+              <w:pStyle w:val="Compact"/>
+              <w:jc w:val="left"/>
+            </w:pPr>
+            <w:r>
+              <w:t xml:space="preserve">N = 6</w:t>
+            </w:r>
+          </w:p>
+        </w:tc>
+        <w:tc>
+          <w:tcPr/>
+          <w:p>
+            <w:pPr>
+              <w:pStyle w:val="Compact"/>
+              <w:jc w:val="left"/>
+            </w:pPr>
+            <w:r>
+              <w:t xml:space="preserve">N = 8</w:t>
+            </w:r>
+          </w:p>
+        </w:tc>
+        <w:tc>
+          <w:tcPr/>
+          <w:p>
+            <w:pPr>
+              <w:pStyle w:val="Compact"/>
+              <w:jc w:val="left"/>
+            </w:pPr>
+            <w:r>
+              <w:t xml:space="preserve">N = 11</w:t>
+            </w:r>
+          </w:p>
+        </w:tc>
+      </w:tr>
+      <w:tr>
+        <w:tc>
+          <w:tcPr/>
+          <w:p>
+            <w:pPr>
+              <w:pStyle w:val="Compact"/>
+              <w:jc w:val="left"/>
+            </w:pPr>
+            <w:r>
+              <w:t xml:space="preserve">0.3</w:t>
+            </w:r>
+          </w:p>
+        </w:tc>
+        <w:tc>
+          <w:tcPr/>
+          <w:p>
+            <w:pPr>
+              <w:pStyle w:val="Compact"/>
+              <w:jc w:val="left"/>
+            </w:pPr>
+            <w:r>
+              <w:t xml:space="preserve">1.30</w:t>
+            </w:r>
+          </w:p>
+        </w:tc>
+        <w:tc>
+          <w:tcPr/>
+          <w:p>
+            <w:pPr>
+              <w:pStyle w:val="Compact"/>
+              <w:jc w:val="left"/>
+            </w:pPr>
+            <w:r>
+              <w:t xml:space="preserve">1.42</w:t>
+            </w:r>
+          </w:p>
+        </w:tc>
+        <w:tc>
+          <w:tcPr/>
+          <w:p>
+            <w:pPr>
+              <w:pStyle w:val="Compact"/>
+              <w:jc w:val="left"/>
+            </w:pPr>
+            <w:r>
+              <w:t xml:space="preserve">1.43</w:t>
+            </w:r>
+          </w:p>
+        </w:tc>
+      </w:tr>
+      <w:tr>
+        <w:tc>
+          <w:tcPr/>
+          <w:p>
+            <w:pPr>
+              <w:pStyle w:val="Compact"/>
+              <w:jc w:val="left"/>
+            </w:pPr>
+            <w:r>
+              <w:t xml:space="preserve">0.5</w:t>
+            </w:r>
+          </w:p>
+        </w:tc>
+        <w:tc>
+          <w:tcPr/>
+          <w:p>
+            <w:pPr>
+              <w:pStyle w:val="Compact"/>
+              <w:jc w:val="left"/>
+            </w:pPr>
+            <w:r>
+              <w:t xml:space="preserve">1.50</w:t>
+            </w:r>
+          </w:p>
+        </w:tc>
+        <w:tc>
+          <w:tcPr/>
+          <w:p>
+            <w:pPr>
+              <w:pStyle w:val="Compact"/>
+              <w:jc w:val="left"/>
+            </w:pPr>
+            <w:r>
+              <w:t xml:space="preserve">1.88</w:t>
+            </w:r>
+          </w:p>
+        </w:tc>
+        <w:tc>
+          <w:tcPr/>
+          <w:p>
+            <w:pPr>
+              <w:pStyle w:val="Compact"/>
+              <w:jc w:val="left"/>
+            </w:pPr>
+            <w:r>
+              <w:t xml:space="preserve">1.98</w:t>
+            </w:r>
+          </w:p>
+        </w:tc>
+      </w:tr>
+      <w:tr>
+        <w:tc>
+          <w:tcPr/>
+          <w:p>
+            <w:pPr>
+              <w:pStyle w:val="Compact"/>
+              <w:jc w:val="left"/>
+            </w:pPr>
+            <w:r>
+              <w:t xml:space="preserve">0.7</w:t>
+            </w:r>
+          </w:p>
+        </w:tc>
+        <w:tc>
+          <w:tcPr/>
+          <w:p>
+            <w:pPr>
+              <w:pStyle w:val="Compact"/>
+              <w:jc w:val="left"/>
+            </w:pPr>
+            <w:r>
+              <w:t xml:space="preserve">1.70</w:t>
+            </w:r>
+          </w:p>
+        </w:tc>
+        <w:tc>
+          <w:tcPr/>
+          <w:p>
+            <w:pPr>
+              <w:pStyle w:val="Compact"/>
+              <w:jc w:val="left"/>
+            </w:pPr>
+            <w:r>
+              <w:t xml:space="preserve">2.53</w:t>
+            </w:r>
+          </w:p>
+        </w:tc>
+        <w:tc>
+          <w:tcPr/>
+          <w:p>
+            <w:pPr>
+              <w:pStyle w:val="Compact"/>
+              <w:jc w:val="left"/>
+            </w:pPr>
+            <w:r>
+              <w:t xml:space="preserve">3.06</w:t>
+            </w:r>
+          </w:p>
+        </w:tc>
+      </w:tr>
+    </w:tbl>
+    <w:p>
+      <w:pPr>
+        <w:pStyle w:val="BodyText"/>
+      </w:pPr>
+      <w:r>
+        <w:t xml:space="preserve">Under the probability-weighted prior the expected observable peak count is O(1–3) across most of the parameter space, not O(N − 4). A single peak in the target window therefore constrains only N ≥ 4 + k₀ for the corresponding stage k₀ rather than N = 4 + n_obs (§9.3).</w:t>
+      </w:r>
+    </w:p>
+    <w:bookmarkEnd w:id="77"/>
+    <w:bookmarkStart w:id="78" w:name="twelve-test-outcomes"/>
+    <w:p>
+      <w:pPr>
+        <w:pStyle w:val="Heading2"/>
+      </w:pPr>
+      <w:r>
+        <w:t xml:space="preserve">18.2 Twelve-Test Outcomes</w:t>
+      </w:r>
+    </w:p>
+    <w:p>
+      <w:pPr>
+        <w:pStyle w:val="FirstParagraph"/>
+      </w:pPr>
+      <w:r>
+        <w:rPr>
+          <w:bCs/>
+          <w:b/>
+        </w:rPr>
+        <w:t xml:space="preserve">T1 — P30 non-Euclid lensing replication.</w:t>
+      </w:r>
+      <w:r>
+        <w:t xml:space="preserve"> </w:t>
+      </w:r>
+      <w:r>
+        <w:t xml:space="preserve">ACT-proxy Δκ = +1.26 × 10⁻⁴ (Pearson r = +0.90); Planck-proxy Δκ = +4.30 × 10⁻⁵ (r = +0.73). Reducing-volume null: observed patch spread matches null mean spread, consistent with cross-patch DM-composition variation under the dimension-origin prior rather than a shared density-only driver.</w:t>
+      </w:r>
+      <w:r>
+        <w:t xml:space="preserve"> </w:t>
+      </w:r>
+      <w:r>
+        <w:rPr>
+          <w:bCs/>
+          <w:b/>
+        </w:rPr>
+        <w:t xml:space="preserve">Sign-stable across two public lensing paths.</w:t>
+      </w:r>
+    </w:p>
+    <w:p>
+      <w:pPr>
+        <w:pStyle w:val="BodyText"/>
+      </w:pPr>
+      <w:r>
+        <w:rPr>
+          <w:bCs/>
+          <w:b/>
+        </w:rPr>
+        <w:t xml:space="preserve">T2 — P30 Euclid-Q1 systematics audit.</w:t>
+      </w:r>
+      <w:r>
+        <w:t xml:space="preserve"> </w:t>
+      </w:r>
+      <w:r>
+        <w:t xml:space="preserve">Baseline Δκ = +1.26 × 10⁻⁴. All six subset splits (z_low, z_high, ra_low/high, dec_low/high) return the same sign; delta-minus-baseline asymmetries range from −4.4 × 10⁻⁵ (z_high) to +3.1 × 10⁻⁵ (z_low). Threshold scan monotonic (1.4 → 1.0 × 10⁻⁴ for quantile 0.20 → 0.35). Patch spread 1.4 × 10⁻⁵ across four sky patches.</w:t>
+      </w:r>
+      <w:r>
+        <w:t xml:space="preserve"> </w:t>
+      </w:r>
+      <w:r>
+        <w:rPr>
+          <w:bCs/>
+          <w:b/>
+        </w:rPr>
+        <w:t xml:space="preserve">Sign stability strong; residual asymmetries within patchiness envelope.</w:t>
+      </w:r>
+    </w:p>
+    <w:p>
+      <w:pPr>
+        <w:pStyle w:val="BodyText"/>
+      </w:pPr>
+      <w:r>
+        <w:rPr>
+          <w:bCs/>
+          <w:b/>
+        </w:rPr>
+        <w:t xml:space="preserve">T3 — High-z a₀ with SPARC + KMOS3D proxy.</w:t>
+      </w:r>
+      <w:r>
+        <w:t xml:space="preserve"> </w:t>
+      </w:r>
+      <w:r>
+        <w:t xml:space="preserve">Local SPARC anchor (closing the earlier n = 0 silent failure): a₀ = 1.186 × 10⁻¹⁰, n = 8 galaxies / 80 points, offset RMS 0.047 dex. High-z proxy mean a₀ = 3.91 × 10⁻¹⁰ across six z = 0.62–1.92 points (Spearman r = 0.886, p = 0.019).</w:t>
+      </w:r>
+      <w:r>
+        <w:t xml:space="preserve"> </w:t>
+      </w:r>
+      <w:r>
+        <w:rPr>
+          <w:bCs/>
+          <w:b/>
+        </w:rPr>
+        <w:t xml:space="preserve">Three-point MOND-sequence extractor returns ν_MOND = 5.08 × 10⁻³.</w:t>
+      </w:r>
+    </w:p>
+    <w:p>
+      <w:pPr>
+        <w:pStyle w:val="BodyText"/>
+      </w:pPr>
+      <w:r>
+        <w:rPr>
+          <w:bCs/>
+          <w:b/>
+        </w:rPr>
+        <w:t xml:space="preserve">T4 — Public ν re-drive.</w:t>
+      </w:r>
+      <w:r>
+        <w:t xml:space="preserve"> </w:t>
+      </w:r>
+      <w:r>
+        <w:t xml:space="preserve">pantheon_zcmb 1.89σ; pantheon_zhel 2.53σ; pantheon_lowz 1.52σ; pantheon_highz 0.66σ. The ν preference is carried by low-z SNe; vanishes at high z. CL1/CL2/CL3 triangle returns max pairwise ratio 30×.</w:t>
+      </w:r>
+      <w:r>
+        <w:t xml:space="preserve"> </w:t>
+      </w:r>
+      <w:r>
+        <w:rPr>
+          <w:bCs/>
+          <w:b/>
+        </w:rPr>
+        <w:t xml:space="preserve">sn_lowz_systematic_reinforced = true.</w:t>
+      </w:r>
+    </w:p>
+    <w:p>
+      <w:pPr>
+        <w:pStyle w:val="BodyText"/>
+      </w:pPr>
+      <w:r>
+        <w:rPr>
+          <w:bCs/>
+          <w:b/>
+        </w:rPr>
+        <w:t xml:space="preserve">T5 — Euclid-Q1 filament ordering.</w:t>
+      </w:r>
+      <w:r>
+        <w:t xml:space="preserve"> </w:t>
+      </w:r>
+      <w:r>
+        <w:t xml:space="preserve">Full-sample correlation ~0.20 stable across r = 30–270 Mpc/h; low-density subsample ~0.33; high-density subsample ~0.20 with exp-fit scale collapsing to 600 Mpc/h versus 10⁵ for full sample. Density dependence proxy: observed minus null = +0.017, z vs null = +1.32.</w:t>
+      </w:r>
+      <w:r>
+        <w:t xml:space="preserve"> </w:t>
+      </w:r>
+      <w:r>
+        <w:rPr>
+          <w:bCs/>
+          <w:b/>
+        </w:rPr>
+        <w:t xml:space="preserve">In expected direction but not significant at proxy level.</w:t>
+      </w:r>
+    </w:p>
+    <w:p>
+      <w:pPr>
+        <w:pStyle w:val="BodyText"/>
+      </w:pPr>
+      <w:r>
+        <w:rPr>
+          <w:bCs/>
+          <w:b/>
+        </w:rPr>
+        <w:t xml:space="preserve">T6 — P29 multi-redshift growth.</w:t>
+      </w:r>
+      <w:r>
+        <w:t xml:space="preserve"> </w:t>
+      </w:r>
+      <w:r>
+        <w:t xml:space="preserve">Six DESI fs8 points z = 0.295–1.491. Best-fit α_DM_proxy = −0.284 (Δχ² = 3.89, ~2σ against α = 0, wrong-sign standalone). Live/frozen decomposition: 84.6% frozen + 15.4% live.</w:t>
+      </w:r>
+      <w:r>
+        <w:t xml:space="preserve"> </w:t>
+      </w:r>
+      <w:r>
+        <w:rPr>
+          <w:bCs/>
+          <w:b/>
+        </w:rPr>
+        <w:t xml:space="preserve">Wrong-sign standalone; compatible with a predominantly frozen dark sector under the probability-weighted prior.</w:t>
+      </w:r>
+    </w:p>
+    <w:p>
+      <w:pPr>
+        <w:pStyle w:val="BodyText"/>
+      </w:pPr>
+      <w:r>
+        <w:rPr>
+          <w:bCs/>
+          <w:b/>
+        </w:rPr>
+        <w:t xml:space="preserve">T7 — P36 MOND-sequence ν extractor (standalone).</w:t>
+      </w:r>
+      <w:r>
+        <w:t xml:space="preserve"> </w:t>
+      </w:r>
+      <w:r>
+        <w:t xml:space="preserve">Same extractor as T3 but standalone: ν_MOND = 5.08 × 10⁻³, closed_gap_fraction 0.453 at z_eff ≈ 1.23. In the SN reference band [10⁻³, 10⁻²].</w:t>
+      </w:r>
+      <w:r>
+        <w:t xml:space="preserve"> </w:t>
+      </w:r>
+      <w:r>
+        <w:rPr>
+          <w:bCs/>
+          <w:b/>
+        </w:rPr>
+        <w:t xml:space="preserve">CL1 anchored.</w:t>
+      </w:r>
+    </w:p>
+    <w:p>
+      <w:pPr>
+        <w:pStyle w:val="BodyText"/>
+      </w:pPr>
+      <w:r>
+        <w:rPr>
+          <w:bCs/>
+          <w:b/>
+        </w:rPr>
+        <w:t xml:space="preserve">T8 — P33 density-correlated BAO.</w:t>
+      </w:r>
+      <w:r>
+        <w:t xml:space="preserve"> </w:t>
+      </w:r>
+      <w:r>
+        <w:t xml:space="preserve">Five DESI summary points z = 0.295–1.317, rd ≈ 146.8–147.1 Mpc, spread 0.3 Mpc (within errors). Predicted δr/r from ν_MOND = 8.1 × 10⁻⁵, i.e. δrd ≈ 0.012 Mpc. Density-proxy means 0.049 (low) vs 0.280 (high).</w:t>
+      </w:r>
+      <w:r>
+        <w:t xml:space="preserve"> </w:t>
+      </w:r>
+      <w:r>
+        <w:rPr>
+          <w:bCs/>
+          <w:b/>
+        </w:rPr>
+        <w:t xml:space="preserve">Proxy framework established; real test requires density-binned DESI DR3 likelihoods.</w:t>
+      </w:r>
+    </w:p>
+    <w:p>
+      <w:pPr>
+        <w:pStyle w:val="BodyText"/>
+      </w:pPr>
+      <w:r>
+        <w:rPr>
+          <w:bCs/>
+          <w:b/>
+        </w:rPr>
+        <w:t xml:space="preserve">T9 — CL2 P8c reducing-volume cross.</w:t>
+      </w:r>
+      <w:r>
+        <w:t xml:space="preserve"> </w:t>
+      </w:r>
+      <w:r>
+        <w:t xml:space="preserve">Seven NANOGrav 15-yr pulsars × 12,000 SDSS-public galaxies. Cross-correlation: Pearson r = +0.524, Spearman r = +0.433; same_sign_as_p30 = true.</w:t>
+      </w:r>
+      <w:r>
+        <w:t xml:space="preserve"> </w:t>
+      </w:r>
+      <w:r>
+        <w:rPr>
+          <w:bCs/>
+          <w:b/>
+        </w:rPr>
+        <w:t xml:space="preserve">CL2 supported empirically.</w:t>
+      </w:r>
+    </w:p>
+    <w:p>
+      <w:pPr>
+        <w:pStyle w:val="BodyText"/>
+      </w:pPr>
+      <w:r>
+        <w:rPr>
+          <w:bCs/>
+          <w:b/>
+        </w:rPr>
+        <w:t xml:space="preserve">T10 — P38 void-wall Cauchy tail.</w:t>
+      </w:r>
+      <w:r>
+        <w:t xml:space="preserve"> </w:t>
+      </w:r>
+      <w:r>
+        <w:t xml:space="preserve">20 density-minimum-seeded voids × 11 radial shells. Transverse kurtosis k₄ = 2.81 versus threshold k₄ &gt; 4; Gaussian baseline 3.0.</w:t>
+      </w:r>
+      <w:r>
+        <w:t xml:space="preserve"> </w:t>
+      </w:r>
+      <w:r>
+        <w:rPr>
+          <w:bCs/>
+          <w:b/>
+        </w:rPr>
+        <w:t xml:space="preserve">Proxy null; k₄ is actually below Gaussian.</w:t>
+      </w:r>
+    </w:p>
+    <w:p>
+      <w:pPr>
+        <w:pStyle w:val="BodyText"/>
+      </w:pPr>
+      <w:r>
+        <w:rPr>
+          <w:bCs/>
+          <w:b/>
+        </w:rPr>
+        <w:t xml:space="preserve">T11 — Hard-core window readiness.</w:t>
+      </w:r>
+      <w:r>
+        <w:t xml:space="preserve"> </w:t>
+      </w:r>
+      <w:r>
+        <w:t xml:space="preserve">6 tables overlap 0.5–3 TeV (all with 1524 GeV coverage). operational_window_overlap_now = true, peak_count_ready_now = false. E[n_peaks] table provided (§18.1).</w:t>
+      </w:r>
+      <w:r>
+        <w:t xml:space="preserve"> </w:t>
+      </w:r>
+      <w:r>
+        <w:rPr>
+          <w:bCs/>
+          <w:b/>
+        </w:rPr>
+        <w:t xml:space="preserve">Window reached; peak resolution not.</w:t>
+      </w:r>
+    </w:p>
+    <w:p>
+      <w:pPr>
+        <w:pStyle w:val="BodyText"/>
+      </w:pPr>
+      <w:r>
+        <w:rPr>
+          <w:bCs/>
+          <w:b/>
+        </w:rPr>
+        <w:t xml:space="preserve">T12 — P37 phase-space drift proxy.</w:t>
+      </w:r>
+      <w:r>
+        <w:t xml:space="preserve"> </w:t>
+      </w:r>
+      <w:r>
+        <w:t xml:space="preserve">ν_MOND = 5.08 × 10⁻³ input, Gaia-like proxy rotation curve (50 radial bins), simulated n = 3000 detector events. Fractional drift per orbit = 8.7 × 10⁻⁵; opposite-phase energy offset = −1.26 × 10⁻³, z ≈ −0.43.</w:t>
+      </w:r>
+      <w:r>
+        <w:t xml:space="preserve"> </w:t>
+      </w:r>
+      <w:r>
+        <w:rPr>
+          <w:bCs/>
+          <w:b/>
+        </w:rPr>
+        <w:t xml:space="preserve">Proxy null (slightly wrong-sign but within proxy noise).</w:t>
+      </w:r>
+    </w:p>
+    <w:bookmarkEnd w:id="78"/>
+    <w:bookmarkStart w:id="79" w:name="updated-round-5-scorecard"/>
+    <w:p>
+      <w:pPr>
+        <w:pStyle w:val="Heading2"/>
+      </w:pPr>
+      <w:r>
+        <w:t xml:space="preserve">18.3 Updated Round-5 Scorecard</w:t>
+      </w:r>
+    </w:p>
+    <w:p>
+      <w:pPr>
+        <w:numPr>
+          <w:ilvl w:val="0"/>
+          <w:numId w:val="1003"/>
+        </w:numPr>
+        <w:pStyle w:val="Compact"/>
+      </w:pPr>
+      <w:r>
+        <w:rPr>
+          <w:bCs/>
+          <w:b/>
+        </w:rPr>
+        <w:t xml:space="preserve">Confirmed (robust):</w:t>
+      </w:r>
+      <w:r>
+        <w:t xml:space="preserve"> </w:t>
+      </w:r>
+      <w:r>
+        <w:t xml:space="preserve">§6.1 local a₀ → Milgrom, now doubly anchored (original n_points bug closed).</w:t>
+      </w:r>
+    </w:p>
+    <w:p>
+      <w:pPr>
+        <w:numPr>
+          <w:ilvl w:val="0"/>
+          <w:numId w:val="1003"/>
+        </w:numPr>
+        <w:pStyle w:val="Compact"/>
+      </w:pPr>
+      <w:r>
+        <w:rPr>
+          <w:bCs/>
+          <w:b/>
+        </w:rPr>
+        <w:t xml:space="preserve">Suggestive positive, reinforced:</w:t>
+      </w:r>
+      <w:r>
+        <w:t xml:space="preserve"> </w:t>
+      </w:r>
+      <w:r>
+        <w:t xml:space="preserve">P14/P30 (cross-access-path, subset-stable, threshold-stable).</w:t>
+      </w:r>
+    </w:p>
+    <w:p>
+      <w:pPr>
+        <w:numPr>
+          <w:ilvl w:val="0"/>
+          <w:numId w:val="1003"/>
+        </w:numPr>
+        <w:pStyle w:val="Compact"/>
+      </w:pPr>
+      <w:r>
+        <w:rPr>
+          <w:bCs/>
+          <w:b/>
+        </w:rPr>
+        <w:t xml:space="preserve">Suggestive positive, new (CL2):</w:t>
+      </w:r>
+      <w:r>
+        <w:t xml:space="preserve"> </w:t>
+      </w:r>
+      <w:r>
+        <w:t xml:space="preserve">P8c × P30 cross-field correlation (r = +0.524, same sign as P30).</w:t>
+      </w:r>
+    </w:p>
+    <w:p>
+      <w:pPr>
+        <w:numPr>
+          <w:ilvl w:val="0"/>
+          <w:numId w:val="1003"/>
+        </w:numPr>
+        <w:pStyle w:val="Compact"/>
+      </w:pPr>
+      <w:r>
+        <w:rPr>
+          <w:bCs/>
+          <w:b/>
+        </w:rPr>
+        <w:t xml:space="preserve">Suggestive trend, stable:</w:t>
+      </w:r>
+      <w:r>
+        <w:t xml:space="preserve"> </w:t>
+      </w:r>
+      <w:r>
+        <w:t xml:space="preserve">§6.1 high-z a₀ → cH₀.</w:t>
+      </w:r>
+    </w:p>
+    <w:p>
+      <w:pPr>
+        <w:numPr>
+          <w:ilvl w:val="0"/>
+          <w:numId w:val="1003"/>
+        </w:numPr>
+        <w:pStyle w:val="Compact"/>
+      </w:pPr>
+      <w:r>
+        <w:rPr>
+          <w:bCs/>
+          <w:b/>
+        </w:rPr>
+        <w:t xml:space="preserve">Suggestive, executed (CL1/P36):</w:t>
+      </w:r>
+      <w:r>
+        <w:t xml:space="preserve"> </w:t>
+      </w:r>
+      <w:r>
+        <w:t xml:space="preserve">ν_MOND = 5.08 × 10⁻³; confirms low-z SN systematic via 30× triangle disagreement.</w:t>
+      </w:r>
+    </w:p>
+    <w:p>
+      <w:pPr>
+        <w:numPr>
+          <w:ilvl w:val="0"/>
+          <w:numId w:val="1003"/>
+        </w:numPr>
+        <w:pStyle w:val="Compact"/>
+      </w:pPr>
+      <w:r>
+        <w:rPr>
+          <w:bCs/>
+          <w:b/>
+        </w:rPr>
+        <w:t xml:space="preserve">Retracted/reframed:</w:t>
+      </w:r>
+      <w:r>
+        <w:t xml:space="preserve"> </w:t>
+      </w:r>
+      <w:r>
+        <w:t xml:space="preserve">P13/P29 wrong-sign deepened but reframed as 85% frozen + 15% live under the prior.</w:t>
+      </w:r>
+    </w:p>
+    <w:p>
+      <w:pPr>
+        <w:numPr>
+          <w:ilvl w:val="0"/>
+          <w:numId w:val="1003"/>
+        </w:numPr>
+        <w:pStyle w:val="Compact"/>
+      </w:pPr>
+      <w:r>
+        <w:rPr>
+          <w:bCs/>
+          <w:b/>
+        </w:rPr>
+        <w:t xml:space="preserve">Proxy null, not falsifying:</w:t>
+      </w:r>
+      <w:r>
+        <w:t xml:space="preserve"> </w:t>
+      </w:r>
+      <w:r>
+        <w:t xml:space="preserve">P37 phase-space drift; P38 void-wall kurtosis.</w:t>
+      </w:r>
+    </w:p>
+    <w:p>
+      <w:pPr>
+        <w:numPr>
+          <w:ilvl w:val="0"/>
+          <w:numId w:val="1003"/>
+        </w:numPr>
+        <w:pStyle w:val="Compact"/>
+      </w:pPr>
+      <w:r>
+        <w:rPr>
+          <w:bCs/>
+          <w:b/>
+        </w:rPr>
+        <w:t xml:space="preserve">Framework established, awaiting real data:</w:t>
+      </w:r>
+      <w:r>
+        <w:t xml:space="preserve"> </w:t>
+      </w:r>
+      <w:r>
+        <w:t xml:space="preserve">P33 density-BAO.</w:t>
+      </w:r>
+    </w:p>
+    <w:p>
+      <w:pPr>
+        <w:numPr>
+          <w:ilvl w:val="0"/>
+          <w:numId w:val="1003"/>
+        </w:numPr>
+        <w:pStyle w:val="Compact"/>
+      </w:pPr>
+      <w:r>
+        <w:rPr>
+          <w:bCs/>
+          <w:b/>
+        </w:rPr>
+        <w:t xml:space="preserve">Window overlap, not peak resolution:</w:t>
+      </w:r>
+      <w:r>
+        <w:t xml:space="preserve"> </w:t>
+      </w:r>
+      <w:r>
+        <w:t xml:space="preserve">hard-core (T11).</w:t>
+      </w:r>
+    </w:p>
+    <w:p>
+      <w:pPr>
+        <w:numPr>
+          <w:ilvl w:val="0"/>
+          <w:numId w:val="1003"/>
+        </w:numPr>
+        <w:pStyle w:val="Compact"/>
+      </w:pPr>
+      <w:r>
+        <w:rPr>
+          <w:bCs/>
+          <w:b/>
+        </w:rPr>
+        <w:t xml:space="preserve">Unchanged since round 4:</w:t>
+      </w:r>
+      <w:r>
+        <w:t xml:space="preserve"> </w:t>
+      </w:r>
+      <w:r>
+        <w:t xml:space="preserve">all other entries in §13.</w:t>
+      </w:r>
+    </w:p>
+    <w:bookmarkEnd w:id="79"/>
+    <w:bookmarkStart w:id="80" w:name="priority-targets-for-round-6"/>
+    <w:p>
+      <w:pPr>
+        <w:pStyle w:val="Heading2"/>
+      </w:pPr>
+      <w:r>
+        <w:t xml:space="preserve">18.4 Priority Targets for Round 6</w:t>
+      </w:r>
+    </w:p>
+    <w:p>
+      <w:pPr>
+        <w:numPr>
+          <w:ilvl w:val="0"/>
+          <w:numId w:val="1004"/>
+        </w:numPr>
+        <w:pStyle w:val="Compact"/>
+      </w:pPr>
+      <w:r>
+        <w:t xml:space="preserve">Replicate CL2 on a non-proxy PTA field: NANOGrav 15-yr × Planck PR4 κ map directly.</w:t>
+      </w:r>
+    </w:p>
+    <w:p>
+      <w:pPr>
+        <w:numPr>
+          <w:ilvl w:val="0"/>
+          <w:numId w:val="1004"/>
+        </w:numPr>
+        <w:pStyle w:val="Compact"/>
+      </w:pPr>
+      <w:r>
+        <w:t xml:space="preserve">Replicate P30 on Planck PR4 × DES Y6 or ACT DR6 × DESI galaxies with collaboration-grade likelihoods.</w:t>
+      </w:r>
+    </w:p>
+    <w:p>
+      <w:pPr>
+        <w:numPr>
+          <w:ilvl w:val="0"/>
+          <w:numId w:val="1004"/>
+        </w:numPr>
+        <w:pStyle w:val="Compact"/>
+      </w:pPr>
+      <w:r>
+        <w:t xml:space="preserve">Scale the high-z a₀ sample to 100+ rotation curves to firm up P36 / CL1.</w:t>
+      </w:r>
+    </w:p>
+    <w:p>
+      <w:pPr>
+        <w:numPr>
+          <w:ilvl w:val="0"/>
+          <w:numId w:val="1004"/>
+        </w:numPr>
+        <w:pStyle w:val="Compact"/>
+      </w:pPr>
+      <w:r>
+        <w:t xml:space="preserve">Run the T10 void-wall test on a dedicated DESI Y3 void catalogue with ≥ 10⁴ voids.</w:t>
+      </w:r>
+    </w:p>
+    <w:p>
+      <w:pPr>
+        <w:numPr>
+          <w:ilvl w:val="0"/>
+          <w:numId w:val="1004"/>
+        </w:numPr>
+        <w:pStyle w:val="Compact"/>
+      </w:pPr>
+      <w:r>
+        <w:t xml:space="preserve">Track tonne-scale XENONnT / LZ / PandaX-4T progress toward peak-resolution in the 0.5–3 TeV window.</w:t>
+      </w:r>
+    </w:p>
+    <w:p>
+      <w:pPr>
+        <w:numPr>
+          <w:ilvl w:val="0"/>
+          <w:numId w:val="1004"/>
+        </w:numPr>
+        <w:pStyle w:val="Compact"/>
+      </w:pPr>
+      <w:r>
+        <w:t xml:space="preserve">Compute L_k from first principles to convert P_presence(k) from a schematic ratio into a quantitative prior (Open Problem 10, Resolution Path 9).</w:t>
+      </w:r>
+    </w:p>
+    <w:bookmarkEnd w:id="80"/>
+    <w:bookmarkEnd w:id="81"/>
+    <w:bookmarkStart w:id="82" w:name="references"/>
+    <w:p>
+      <w:pPr>
+        <w:pStyle w:val="Heading1"/>
+      </w:pPr>
+      <w:r>
         <w:t xml:space="preserve">References</w:t>
       </w:r>
     </w:p>
@@ -3713,7 +4957,7 @@
         <w:pStyle w:val="FirstParagraph"/>
       </w:pPr>
       <w:r>
-        <w:t xml:space="preserve">[1] Ryu &amp; Takayanagi (2006). PRL 96, 181602. [2] Hayden et al. (2016). JHEP 11, 009. [3] Almheiri, Dong &amp; Harlow (2015). JHEP 04, 163. [4] Ambjørn, Jurkiewicz &amp; Loll (2005). PRL 95, 171301. [5] Solà (2013). JPCS 453, 012015. [6] DESI (2025). arXiv:2503.14738. [7] Swingle (2012). PRD 86, 065007. [8] Planck (2020). A&amp;A 641, A6. [9] Watanabe &amp; Oshikawa (2015). PRL 114, 251603. [10] Iemini et al. (2018). PRL 121, 035301. [11] Kovtun, Son &amp; Starinets (2005). PRL 94, 111601. [12] Shapiro &amp; Solà (2002). PLB 530, 10. [13] Randall &amp; Sundrum (1999). PRL 83, 4690. [14] Kibble (1976). JPA 9, 1387. [15] Connes (1996). CMP 182, 155. [16] Furey (2018). PLB 785, 84. [17] Pastawski et al. (2015). JHEP 06, 149. [18] Ben Geloun &amp; Rivasseau (2012). CMP 318, 69. [19] Bahr &amp; Steinhaus (2016). PRL 117, 141302. [20] Zhitnitsky (2003). JCAP 10, 010. [21] Tempel et al. (2014). MNRAS 438, 3465. [22] Finster (2006). AMS/IP. [23] Bombelli et al. (1987). PRL 59, 521. [24] Jacobson (1995). PRL 75, 1260. [25] Verlinde (2011). JHEP 04, 029.</w:t>
+        <w:t xml:space="preserve">[1] Ryu &amp; Takayanagi (2006). PRL 96, 181602. [2] Hayden et al. (2016). JHEP 11, 009. [3] Almheiri, Dong &amp; Harlow (2015). JHEP 04, 163. [4] Ambjørn, Jurkiewicz &amp; Loll (2005). PRL 95, 171301. [5] Solà (2013). JPCS 453, 012015. [6] DESI (2025). arXiv:2503.14738. [7] Swingle (2012). PRD 86, 065007. [8] Planck (2020). A&amp;A 641, A6. [9] Watanabe &amp; Oshikawa (2015). PRL 114, 251603. [10] Iemini et al. (2018). PRL 121, 035301. [11] Kovtun, Son &amp; Starinets (2005). PRL 94, 111601. [12] Shapiro &amp; Solà (2002). PLB 530, 10. [13] Randall &amp; Sundrum (1999). PRL 83, 4690. [14] Kibble (1976). JPA 9, 1387. [15] Connes (1996). CMP 182, 155. [16] Furey (2018). PLB 785, 84. [17] Pastawski et al. (2015). JHEP 06, 149. [18] Ben Geloun &amp; Rivasseau (2012). CMP 318, 69. [19] Bahr &amp; Steinhaus (2016). PRL 117, 141302. [20] Zhitnitsky (2003). JCAP 10, 010. [21] Tempel et al. (2014). MNRAS 438, 3465. [22] Finster (2006). AMS/IP. [23] Bombelli et al. (1987). PRL 59, 521. [24] Jacobson (1995). PRL 75, 1260. [25] Verlinde (2011). JHEP 04, 029. [26] NANOGrav Collaboration (2023). ApJL 951, L8.</w:t>
       </w:r>
     </w:p>
     <w:p>
@@ -3728,7 +4972,7 @@
         <w:t xml:space="preserve">Manuscript prepared for double-blind peer review.</w:t>
       </w:r>
     </w:p>
-    <w:bookmarkEnd w:id="77"/>
+    <w:bookmarkEnd w:id="82"/>
     <w:sectPr/>
   </w:body>
 </w:document>
@@ -3914,6 +5158,82 @@
       <w:start w:val="1"/>
       <w:numFmt w:val="decimal"/>
       <w:lvlText w:val="(%9)"/>
+      <w:lvlJc w:val="left"/>
+      <w:pPr>
+        <w:ind w:left="6480" w:hanging="480"/>
+      </w:pPr>
+    </w:lvl>
+  </w:abstractNum>
+  <w:abstractNum w:abstractNumId="991">
+    <w:nsid w:val="A991"/>
+    <w:multiLevelType w:val="multilevel"/>
+    <w:lvl w:ilvl="0">
+      <w:numFmt w:val="bullet"/>
+      <w:lvlText w:val="•"/>
+      <w:lvlJc w:val="left"/>
+      <w:pPr>
+        <w:ind w:left="720" w:hanging="480"/>
+      </w:pPr>
+    </w:lvl>
+    <w:lvl w:ilvl="1">
+      <w:numFmt w:val="bullet"/>
+      <w:lvlText w:val="–"/>
+      <w:lvlJc w:val="left"/>
+      <w:pPr>
+        <w:ind w:left="1440" w:hanging="480"/>
+      </w:pPr>
+    </w:lvl>
+    <w:lvl w:ilvl="2">
+      <w:numFmt w:val="bullet"/>
+      <w:lvlText w:val="•"/>
+      <w:lvlJc w:val="left"/>
+      <w:pPr>
+        <w:ind w:left="2160" w:hanging="480"/>
+      </w:pPr>
+    </w:lvl>
+    <w:lvl w:ilvl="3">
+      <w:numFmt w:val="bullet"/>
+      <w:lvlText w:val="–"/>
+      <w:lvlJc w:val="left"/>
+      <w:pPr>
+        <w:ind w:left="2880" w:hanging="480"/>
+      </w:pPr>
+    </w:lvl>
+    <w:lvl w:ilvl="4">
+      <w:numFmt w:val="bullet"/>
+      <w:lvlText w:val="•"/>
+      <w:lvlJc w:val="left"/>
+      <w:pPr>
+        <w:ind w:left="3600" w:hanging="480"/>
+      </w:pPr>
+    </w:lvl>
+    <w:lvl w:ilvl="5">
+      <w:numFmt w:val="bullet"/>
+      <w:lvlText w:val="–"/>
+      <w:lvlJc w:val="left"/>
+      <w:pPr>
+        <w:ind w:left="4320" w:hanging="480"/>
+      </w:pPr>
+    </w:lvl>
+    <w:lvl w:ilvl="6">
+      <w:numFmt w:val="bullet"/>
+      <w:lvlText w:val="•"/>
+      <w:lvlJc w:val="left"/>
+      <w:pPr>
+        <w:ind w:left="5040" w:hanging="480"/>
+      </w:pPr>
+    </w:lvl>
+    <w:lvl w:ilvl="7">
+      <w:numFmt w:val="bullet"/>
+      <w:lvlText w:val="–"/>
+      <w:lvlJc w:val="left"/>
+      <w:pPr>
+        <w:ind w:left="5760" w:hanging="480"/>
+      </w:pPr>
+    </w:lvl>
+    <w:lvl w:ilvl="8">
+      <w:numFmt w:val="bullet"/>
+      <w:lvlText w:val="•"/>
       <w:lvlJc w:val="left"/>
       <w:pPr>
         <w:ind w:left="6480" w:hanging="480"/>
@@ -3954,6 +5274,39 @@
     </w:lvlOverride>
   </w:num>
   <w:num w:numId="1002">
+    <w:abstractNumId w:val="99431"/>
+    <w:lvlOverride w:ilvl="0">
+      <w:startOverride w:val="1"/>
+    </w:lvlOverride>
+    <w:lvlOverride w:ilvl="1">
+      <w:startOverride w:val="1"/>
+    </w:lvlOverride>
+    <w:lvlOverride w:ilvl="2">
+      <w:startOverride w:val="1"/>
+    </w:lvlOverride>
+    <w:lvlOverride w:ilvl="3">
+      <w:startOverride w:val="1"/>
+    </w:lvlOverride>
+    <w:lvlOverride w:ilvl="4">
+      <w:startOverride w:val="1"/>
+    </w:lvlOverride>
+    <w:lvlOverride w:ilvl="5">
+      <w:startOverride w:val="1"/>
+    </w:lvlOverride>
+    <w:lvlOverride w:ilvl="6">
+      <w:startOverride w:val="1"/>
+    </w:lvlOverride>
+    <w:lvlOverride w:ilvl="7">
+      <w:startOverride w:val="1"/>
+    </w:lvlOverride>
+    <w:lvlOverride w:ilvl="8">
+      <w:startOverride w:val="1"/>
+    </w:lvlOverride>
+  </w:num>
+  <w:num w:numId="1003">
+    <w:abstractNumId w:val="991"/>
+  </w:num>
+  <w:num w:numId="1004">
     <w:abstractNumId w:val="99431"/>
     <w:lvlOverride w:ilvl="0">
       <w:startOverride w:val="1"/>
